--- a/docs/Christchurch_Rental_Market_Git_Workflow.docx
+++ b/docs/Christchurch_Rental_Market_Git_Workflow.docx
@@ -1,6 +1,6 @@
 
 <file path=word/document.xml><?xml version="1.0" encoding="utf-8"?>
-<w:document xmlns:wpc="http://schemas.microsoft.com/office/word/2010/wordprocessingCanvas" xmlns:cx="http://schemas.microsoft.com/office/drawing/2014/chartex" xmlns:cx1="http://schemas.microsoft.com/office/drawing/2015/9/8/chartex" xmlns:cx2="http://schemas.microsoft.com/office/drawing/2015/10/21/chartex" xmlns:cx3="http://schemas.microsoft.com/office/drawing/2016/5/9/chartex" xmlns:cx4="http://schemas.microsoft.com/office/drawing/2016/5/10/chartex" xmlns:cx5="http://schemas.microsoft.com/office/drawing/2016/5/11/chartex" xmlns:cx6="http://schemas.microsoft.com/office/drawing/2016/5/12/chartex" xmlns:cx7="http://schemas.microsoft.com/office/drawing/2016/5/13/chartex" xmlns:cx8="http://schemas.microsoft.com/office/drawing/2016/5/14/chartex" xmlns:mc="http://schemas.openxmlformats.org/markup-compatibility/2006" xmlns:aink="http://schemas.microsoft.com/office/drawing/2016/ink" xmlns:am3d="http://schemas.microsoft.com/office/drawing/2017/model3d" xmlns:o="urn:schemas-microsoft-com:office:office" xmlns:oel="http://schemas.microsoft.com/office/2019/extlst" xmlns:r="http://schemas.openxmlformats.org/officeDocument/2006/relationships" xmlns:m="http://schemas.openxmlformats.org/officeDocument/2006/math" xmlns:v="urn:schemas-microsoft-com:vml" xmlns:wp14="http://schemas.microsoft.com/office/word/2010/wordprocessingDrawing" xmlns:wp="http://schemas.openxmlformats.org/drawingml/2006/wordprocessingDrawing" xmlns:w10="urn:schemas-microsoft-com:office:word" xmlns:w="http://schemas.openxmlformats.org/wordprocessingml/2006/main" xmlns:w14="http://schemas.microsoft.com/office/word/2010/wordml" xmlns:w15="http://schemas.microsoft.com/office/word/2012/wordml" xmlns:w16cex="http://schemas.microsoft.com/office/word/2018/wordml/cex" xmlns:w16cid="http://schemas.microsoft.com/office/word/2016/wordml/cid" xmlns:w16="http://schemas.microsoft.com/office/word/2018/wordml" xmlns:w16du="http://schemas.microsoft.com/office/word/2023/wordml/word16du" xmlns:w16sdtdh="http://schemas.microsoft.com/office/word/2020/wordml/sdtdatahash" xmlns:w16sdtfl="http://schemas.microsoft.com/office/word/2024/wordml/sdtformatlock" xmlns:w16se="http://schemas.microsoft.com/office/word/2015/wordml/symex" xmlns:wpg="http://schemas.microsoft.com/office/word/2010/wordprocessingGroup" xmlns:wpi="http://schemas.microsoft.com/office/word/2010/wordprocessingInk" xmlns:wne="http://schemas.microsoft.com/office/word/2006/wordml" xmlns:wps="http://schemas.microsoft.com/office/word/2010/wordprocessingShape" mc:Ignorable="w14 w15 w16se w16cid w16 w16cex w16sdtdh w16sdtfl w16du wp14">
+<w:document xmlns:wpc="http://schemas.microsoft.com/office/word/2010/wordprocessingCanvas" xmlns:cx="http://schemas.microsoft.com/office/drawing/2014/chartex" xmlns:cx1="http://schemas.microsoft.com/office/drawing/2015/9/8/chartex" xmlns:cx2="http://schemas.microsoft.com/office/drawing/2015/10/21/chartex" xmlns:cx3="http://schemas.microsoft.com/office/drawing/2016/5/9/chartex" xmlns:cx4="http://schemas.microsoft.com/office/drawing/2016/5/10/chartex" xmlns:cx5="http://schemas.microsoft.com/office/drawing/2016/5/11/chartex" xmlns:cx6="http://schemas.microsoft.com/office/drawing/2016/5/12/chartex" xmlns:cx7="http://schemas.microsoft.com/office/drawing/2016/5/13/chartex" xmlns:cx8="http://schemas.microsoft.com/office/drawing/2016/5/14/chartex" xmlns:mc="http://schemas.openxmlformats.org/markup-compatibility/2006" xmlns:aink="http://schemas.microsoft.com/office/drawing/2016/ink" xmlns:am3d="http://schemas.microsoft.com/office/drawing/2017/model3d" xmlns:o="urn:schemas-microsoft-com:office:office" xmlns:oel="http://schemas.microsoft.com/office/2019/extlst" xmlns:r="http://schemas.openxmlformats.org/officeDocument/2006/relationships" xmlns:m="http://schemas.openxmlformats.org/officeDocument/2006/math" xmlns:v="urn:schemas-microsoft-com:vml" xmlns:wp14="http://schemas.microsoft.com/office/word/2010/wordprocessingDrawing" xmlns:wp="http://schemas.openxmlformats.org/drawingml/2006/wordprocessingDrawing" xmlns:w10="urn:schemas-microsoft-com:office:word" xmlns:w="http://schemas.openxmlformats.org/wordprocessingml/2006/main" xmlns:w14="http://schemas.microsoft.com/office/word/2010/wordml" xmlns:w15="http://schemas.microsoft.com/office/word/2012/wordml" xmlns:w16cei="http://schemas.microsoft.com/office/word/2026/wordml/cei" xmlns:w16cex="http://schemas.microsoft.com/office/word/2018/wordml/cex" xmlns:w16cid="http://schemas.microsoft.com/office/word/2016/wordml/cid" xmlns:w16="http://schemas.microsoft.com/office/word/2018/wordml" xmlns:w16du="http://schemas.microsoft.com/office/word/2023/wordml/word16du" xmlns:w16sdtdh="http://schemas.microsoft.com/office/word/2020/wordml/sdtdatahash" xmlns:w16sdtfl="http://schemas.microsoft.com/office/word/2024/wordml/sdtformatlock" xmlns:w16se="http://schemas.microsoft.com/office/word/2015/wordml/symex" xmlns:wpg="http://schemas.microsoft.com/office/word/2010/wordprocessingGroup" xmlns:wpi="http://schemas.microsoft.com/office/word/2010/wordprocessingInk" xmlns:wne="http://schemas.microsoft.com/office/word/2006/wordml" xmlns:wps="http://schemas.microsoft.com/office/word/2010/wordprocessingShape" mc:Ignorable="w14 w15 w16se w16cid w16 w16cex w16sdtdh w16sdtfl w16du wp14">
   <w:body>
     <w:p>
       <w:pPr>
@@ -78,7 +78,15 @@
       </w:r>
       <w:r>
         <w:br/>
-        <w:t>• Minimise merge conflicts.</w:t>
+        <w:t xml:space="preserve">• </w:t>
+      </w:r>
+      <w:proofErr w:type="spellStart"/>
+      <w:r>
+        <w:t>Minimise</w:t>
+      </w:r>
+      <w:proofErr w:type="spellEnd"/>
+      <w:r>
+        <w:t xml:space="preserve"> merge conflicts.</w:t>
       </w:r>
       <w:r>
         <w:br/>
@@ -368,7 +376,21 @@
               <w:rPr>
                 <w:lang w:val="en-IN"/>
               </w:rPr>
-              <w:t>Shared integration branch where all completed team work is combined during the week</w:t>
+              <w:t xml:space="preserve">Shared integration branch where all completed </w:t>
+            </w:r>
+            <w:proofErr w:type="gramStart"/>
+            <w:r>
+              <w:rPr>
+                <w:lang w:val="en-IN"/>
+              </w:rPr>
+              <w:t>team work</w:t>
+            </w:r>
+            <w:proofErr w:type="gramEnd"/>
+            <w:r>
+              <w:rPr>
+                <w:lang w:val="en-IN"/>
+              </w:rPr>
+              <w:t xml:space="preserve"> is combined during the week</w:t>
             </w:r>
           </w:p>
         </w:tc>
@@ -476,6 +498,7 @@
                 <w:lang w:val="en-IN"/>
               </w:rPr>
             </w:pPr>
+            <w:proofErr w:type="spellStart"/>
             <w:r>
               <w:rPr>
                 <w:b/>
@@ -484,6 +507,7 @@
               </w:rPr>
               <w:t>prasanthi</w:t>
             </w:r>
+            <w:proofErr w:type="spellEnd"/>
           </w:p>
         </w:tc>
         <w:tc>
@@ -543,6 +567,7 @@
                 <w:lang w:val="en-IN"/>
               </w:rPr>
             </w:pPr>
+            <w:proofErr w:type="spellStart"/>
             <w:r>
               <w:rPr>
                 <w:b/>
@@ -551,6 +576,7 @@
               </w:rPr>
               <w:t>robbie</w:t>
             </w:r>
+            <w:proofErr w:type="spellEnd"/>
           </w:p>
         </w:tc>
         <w:tc>
@@ -610,6 +636,7 @@
                 <w:lang w:val="en-IN"/>
               </w:rPr>
             </w:pPr>
+            <w:proofErr w:type="spellStart"/>
             <w:r>
               <w:rPr>
                 <w:b/>
@@ -618,6 +645,7 @@
               </w:rPr>
               <w:t>sahil</w:t>
             </w:r>
+            <w:proofErr w:type="spellEnd"/>
           </w:p>
         </w:tc>
         <w:tc>
@@ -813,7 +841,31 @@
       </w:r>
       <w:r>
         <w:br/>
-        <w:t>(pooja, prasanthi, robbie, sahil)</w:t>
+        <w:t xml:space="preserve">(pooja, </w:t>
+      </w:r>
+      <w:proofErr w:type="spellStart"/>
+      <w:r>
+        <w:t>prasanthi</w:t>
+      </w:r>
+      <w:proofErr w:type="spellEnd"/>
+      <w:r>
+        <w:t xml:space="preserve">, </w:t>
+      </w:r>
+      <w:proofErr w:type="spellStart"/>
+      <w:r>
+        <w:t>robbie</w:t>
+      </w:r>
+      <w:proofErr w:type="spellEnd"/>
+      <w:r>
+        <w:t xml:space="preserve">, </w:t>
+      </w:r>
+      <w:proofErr w:type="spellStart"/>
+      <w:r>
+        <w:t>sahil</w:t>
+      </w:r>
+      <w:proofErr w:type="spellEnd"/>
+      <w:r>
+        <w:t>)</w:t>
       </w:r>
     </w:p>
     <w:p>
@@ -890,8 +942,13 @@
       </w:r>
       <w:r>
         <w:br/>
-        <w:t>git add .</w:t>
+        <w:t xml:space="preserve">git </w:t>
       </w:r>
+      <w:proofErr w:type="gramStart"/>
+      <w:r>
+        <w:t>add .</w:t>
+      </w:r>
+      <w:proofErr w:type="gramEnd"/>
       <w:r>
         <w:br/>
         <w:t>git commit -m "Meaningful commit message"</w:t>
@@ -969,8 +1026,13 @@
       </w:r>
       <w:r>
         <w:br/>
-        <w:t>• abc</w:t>
+        <w:t xml:space="preserve">• </w:t>
       </w:r>
+      <w:proofErr w:type="spellStart"/>
+      <w:r>
+        <w:t>abc</w:t>
+      </w:r>
+      <w:proofErr w:type="spellEnd"/>
     </w:p>
     <w:p>
       <w:pPr>
@@ -996,6 +1058,273 @@
         <w:br/>
         <w:t>main: Only Pooja may merge at final release.</w:t>
       </w:r>
+    </w:p>
+    <w:tbl>
+      <w:tblPr>
+        <w:tblW w:w="0" w:type="auto"/>
+        <w:tblCellSpacing w:w="15" w:type="dxa"/>
+        <w:tblCellMar>
+          <w:top w:w="15" w:type="dxa"/>
+          <w:left w:w="15" w:type="dxa"/>
+          <w:bottom w:w="15" w:type="dxa"/>
+          <w:right w:w="15" w:type="dxa"/>
+        </w:tblCellMar>
+        <w:tblLook w:val="04A0" w:firstRow="1" w:lastRow="0" w:firstColumn="1" w:lastColumn="0" w:noHBand="0" w:noVBand="1"/>
+      </w:tblPr>
+      <w:tblGrid>
+        <w:gridCol w:w="1689"/>
+        <w:gridCol w:w="7041"/>
+      </w:tblGrid>
+      <w:tr>
+        <w:trPr>
+          <w:tblHeader/>
+          <w:tblCellSpacing w:w="15" w:type="dxa"/>
+        </w:trPr>
+        <w:tc>
+          <w:tcPr>
+            <w:tcW w:w="0" w:type="auto"/>
+            <w:vAlign w:val="center"/>
+            <w:hideMark/>
+          </w:tcPr>
+          <w:p>
+            <w:pPr>
+              <w:rPr>
+                <w:b/>
+                <w:bCs/>
+                <w:lang w:val="en-IN"/>
+              </w:rPr>
+            </w:pPr>
+            <w:r>
+              <w:rPr>
+                <w:b/>
+                <w:bCs/>
+                <w:lang w:val="en-IN"/>
+              </w:rPr>
+              <w:t>Branch</w:t>
+            </w:r>
+          </w:p>
+        </w:tc>
+        <w:tc>
+          <w:tcPr>
+            <w:tcW w:w="0" w:type="auto"/>
+            <w:vAlign w:val="center"/>
+            <w:hideMark/>
+          </w:tcPr>
+          <w:p>
+            <w:pPr>
+              <w:rPr>
+                <w:b/>
+                <w:bCs/>
+                <w:lang w:val="en-IN"/>
+              </w:rPr>
+            </w:pPr>
+            <w:r>
+              <w:rPr>
+                <w:b/>
+                <w:bCs/>
+                <w:lang w:val="en-IN"/>
+              </w:rPr>
+              <w:t>Protection</w:t>
+            </w:r>
+          </w:p>
+        </w:tc>
+      </w:tr>
+      <w:tr>
+        <w:trPr>
+          <w:tblCellSpacing w:w="15" w:type="dxa"/>
+        </w:trPr>
+        <w:tc>
+          <w:tcPr>
+            <w:tcW w:w="0" w:type="auto"/>
+            <w:vAlign w:val="center"/>
+            <w:hideMark/>
+          </w:tcPr>
+          <w:p>
+            <w:pPr>
+              <w:rPr>
+                <w:lang w:val="en-IN"/>
+              </w:rPr>
+            </w:pPr>
+            <w:r>
+              <w:rPr>
+                <w:b/>
+                <w:bCs/>
+                <w:lang w:val="en-IN"/>
+              </w:rPr>
+              <w:t>main</w:t>
+            </w:r>
+          </w:p>
+        </w:tc>
+        <w:tc>
+          <w:tcPr>
+            <w:tcW w:w="0" w:type="auto"/>
+            <w:vAlign w:val="center"/>
+            <w:hideMark/>
+          </w:tcPr>
+          <w:p>
+            <w:pPr>
+              <w:rPr>
+                <w:lang w:val="en-IN"/>
+              </w:rPr>
+            </w:pPr>
+            <w:r>
+              <w:rPr>
+                <w:lang w:val="en-IN"/>
+              </w:rPr>
+              <w:t>Protected. Direct pushes prohibited. Pull Request required. Repository Manager approval required.</w:t>
+            </w:r>
+          </w:p>
+        </w:tc>
+      </w:tr>
+      <w:tr>
+        <w:trPr>
+          <w:tblCellSpacing w:w="15" w:type="dxa"/>
+        </w:trPr>
+        <w:tc>
+          <w:tcPr>
+            <w:tcW w:w="0" w:type="auto"/>
+            <w:vAlign w:val="center"/>
+            <w:hideMark/>
+          </w:tcPr>
+          <w:p>
+            <w:pPr>
+              <w:rPr>
+                <w:lang w:val="en-IN"/>
+              </w:rPr>
+            </w:pPr>
+            <w:r>
+              <w:rPr>
+                <w:b/>
+                <w:bCs/>
+                <w:lang w:val="en-IN"/>
+              </w:rPr>
+              <w:t>pre-prod</w:t>
+            </w:r>
+          </w:p>
+        </w:tc>
+        <w:tc>
+          <w:tcPr>
+            <w:tcW w:w="0" w:type="auto"/>
+            <w:vAlign w:val="center"/>
+            <w:hideMark/>
+          </w:tcPr>
+          <w:p>
+            <w:pPr>
+              <w:rPr>
+                <w:lang w:val="en-IN"/>
+              </w:rPr>
+            </w:pPr>
+            <w:r>
+              <w:rPr>
+                <w:lang w:val="en-IN"/>
+              </w:rPr>
+              <w:t>Protected. Direct pushes prohibited. Pull Request required. Repository Manager approval required.</w:t>
+            </w:r>
+          </w:p>
+        </w:tc>
+      </w:tr>
+      <w:tr>
+        <w:trPr>
+          <w:tblCellSpacing w:w="15" w:type="dxa"/>
+        </w:trPr>
+        <w:tc>
+          <w:tcPr>
+            <w:tcW w:w="0" w:type="auto"/>
+            <w:vAlign w:val="center"/>
+            <w:hideMark/>
+          </w:tcPr>
+          <w:p>
+            <w:pPr>
+              <w:rPr>
+                <w:lang w:val="en-IN"/>
+              </w:rPr>
+            </w:pPr>
+            <w:r>
+              <w:rPr>
+                <w:b/>
+                <w:bCs/>
+                <w:lang w:val="en-IN"/>
+              </w:rPr>
+              <w:t>staging</w:t>
+            </w:r>
+          </w:p>
+        </w:tc>
+        <w:tc>
+          <w:tcPr>
+            <w:tcW w:w="0" w:type="auto"/>
+            <w:vAlign w:val="center"/>
+            <w:hideMark/>
+          </w:tcPr>
+          <w:p>
+            <w:pPr>
+              <w:rPr>
+                <w:lang w:val="en-IN"/>
+              </w:rPr>
+            </w:pPr>
+            <w:r>
+              <w:rPr>
+                <w:lang w:val="en-IN"/>
+              </w:rPr>
+              <w:t>Open integration branch. Team members may merge completed work.</w:t>
+            </w:r>
+          </w:p>
+        </w:tc>
+      </w:tr>
+      <w:tr>
+        <w:trPr>
+          <w:tblCellSpacing w:w="15" w:type="dxa"/>
+        </w:trPr>
+        <w:tc>
+          <w:tcPr>
+            <w:tcW w:w="0" w:type="auto"/>
+            <w:vAlign w:val="center"/>
+            <w:hideMark/>
+          </w:tcPr>
+          <w:p>
+            <w:pPr>
+              <w:rPr>
+                <w:lang w:val="en-IN"/>
+              </w:rPr>
+            </w:pPr>
+            <w:r>
+              <w:rPr>
+                <w:b/>
+                <w:bCs/>
+                <w:lang w:val="en-IN"/>
+              </w:rPr>
+              <w:lastRenderedPageBreak/>
+              <w:t>Personal branches</w:t>
+            </w:r>
+          </w:p>
+        </w:tc>
+        <w:tc>
+          <w:tcPr>
+            <w:tcW w:w="0" w:type="auto"/>
+            <w:vAlign w:val="center"/>
+            <w:hideMark/>
+          </w:tcPr>
+          <w:p>
+            <w:pPr>
+              <w:rPr>
+                <w:lang w:val="en-IN"/>
+              </w:rPr>
+            </w:pPr>
+            <w:r>
+              <w:rPr>
+                <w:lang w:val="en-IN"/>
+              </w:rPr>
+              <w:t>Team members may commit and push freely.</w:t>
+            </w:r>
+          </w:p>
+        </w:tc>
+      </w:tr>
+    </w:tbl>
+    <w:p>
+      <w:pPr>
+        <w:rPr>
+          <w:lang w:val="en-IN"/>
+        </w:rPr>
+      </w:pPr>
     </w:p>
     <w:p>
       <w:pPr>
@@ -1039,7 +1368,6 @@
         <w:pStyle w:val="Heading2"/>
       </w:pPr>
       <w:r>
-        <w:lastRenderedPageBreak/>
         <w:t>10. Responsibilities</w:t>
       </w:r>
     </w:p>
@@ -1094,7 +1422,7 @@
 </file>
 
 <file path=word/numbering.xml><?xml version="1.0" encoding="utf-8"?>
-<w:numbering xmlns:wpc="http://schemas.microsoft.com/office/word/2010/wordprocessingCanvas" xmlns:cx="http://schemas.microsoft.com/office/drawing/2014/chartex" xmlns:cx1="http://schemas.microsoft.com/office/drawing/2015/9/8/chartex" xmlns:cx2="http://schemas.microsoft.com/office/drawing/2015/10/21/chartex" xmlns:cx3="http://schemas.microsoft.com/office/drawing/2016/5/9/chartex" xmlns:cx4="http://schemas.microsoft.com/office/drawing/2016/5/10/chartex" xmlns:cx5="http://schemas.microsoft.com/office/drawing/2016/5/11/chartex" xmlns:cx6="http://schemas.microsoft.com/office/drawing/2016/5/12/chartex" xmlns:cx7="http://schemas.microsoft.com/office/drawing/2016/5/13/chartex" xmlns:cx8="http://schemas.microsoft.com/office/drawing/2016/5/14/chartex" xmlns:mc="http://schemas.openxmlformats.org/markup-compatibility/2006" xmlns:aink="http://schemas.microsoft.com/office/drawing/2016/ink" xmlns:am3d="http://schemas.microsoft.com/office/drawing/2017/model3d" xmlns:o="urn:schemas-microsoft-com:office:office" xmlns:oel="http://schemas.microsoft.com/office/2019/extlst" xmlns:r="http://schemas.openxmlformats.org/officeDocument/2006/relationships" xmlns:m="http://schemas.openxmlformats.org/officeDocument/2006/math" xmlns:v="urn:schemas-microsoft-com:vml" xmlns:wp14="http://schemas.microsoft.com/office/word/2010/wordprocessingDrawing" xmlns:wp="http://schemas.openxmlformats.org/drawingml/2006/wordprocessingDrawing" xmlns:w10="urn:schemas-microsoft-com:office:word" xmlns:w="http://schemas.openxmlformats.org/wordprocessingml/2006/main" xmlns:w14="http://schemas.microsoft.com/office/word/2010/wordml" xmlns:w15="http://schemas.microsoft.com/office/word/2012/wordml" xmlns:w16cex="http://schemas.microsoft.com/office/word/2018/wordml/cex" xmlns:w16cid="http://schemas.microsoft.com/office/word/2016/wordml/cid" xmlns:w16="http://schemas.microsoft.com/office/word/2018/wordml" xmlns:w16du="http://schemas.microsoft.com/office/word/2023/wordml/word16du" xmlns:w16sdtdh="http://schemas.microsoft.com/office/word/2020/wordml/sdtdatahash" xmlns:w16sdtfl="http://schemas.microsoft.com/office/word/2024/wordml/sdtformatlock" xmlns:w16se="http://schemas.microsoft.com/office/word/2015/wordml/symex" xmlns:wpg="http://schemas.microsoft.com/office/word/2010/wordprocessingGroup" xmlns:wpi="http://schemas.microsoft.com/office/word/2010/wordprocessingInk" xmlns:wne="http://schemas.microsoft.com/office/word/2006/wordml" xmlns:wps="http://schemas.microsoft.com/office/word/2010/wordprocessingShape" mc:Ignorable="w14 w15 w16se w16cid w16 w16cex w16sdtdh w16sdtfl w16du wp14">
+<w:numbering xmlns:wpc="http://schemas.microsoft.com/office/word/2010/wordprocessingCanvas" xmlns:cx="http://schemas.microsoft.com/office/drawing/2014/chartex" xmlns:cx1="http://schemas.microsoft.com/office/drawing/2015/9/8/chartex" xmlns:cx2="http://schemas.microsoft.com/office/drawing/2015/10/21/chartex" xmlns:cx3="http://schemas.microsoft.com/office/drawing/2016/5/9/chartex" xmlns:cx4="http://schemas.microsoft.com/office/drawing/2016/5/10/chartex" xmlns:cx5="http://schemas.microsoft.com/office/drawing/2016/5/11/chartex" xmlns:cx6="http://schemas.microsoft.com/office/drawing/2016/5/12/chartex" xmlns:cx7="http://schemas.microsoft.com/office/drawing/2016/5/13/chartex" xmlns:cx8="http://schemas.microsoft.com/office/drawing/2016/5/14/chartex" xmlns:mc="http://schemas.openxmlformats.org/markup-compatibility/2006" xmlns:aink="http://schemas.microsoft.com/office/drawing/2016/ink" xmlns:am3d="http://schemas.microsoft.com/office/drawing/2017/model3d" xmlns:o="urn:schemas-microsoft-com:office:office" xmlns:oel="http://schemas.microsoft.com/office/2019/extlst" xmlns:r="http://schemas.openxmlformats.org/officeDocument/2006/relationships" xmlns:m="http://schemas.openxmlformats.org/officeDocument/2006/math" xmlns:v="urn:schemas-microsoft-com:vml" xmlns:wp14="http://schemas.microsoft.com/office/word/2010/wordprocessingDrawing" xmlns:wp="http://schemas.openxmlformats.org/drawingml/2006/wordprocessingDrawing" xmlns:w10="urn:schemas-microsoft-com:office:word" xmlns:w="http://schemas.openxmlformats.org/wordprocessingml/2006/main" xmlns:w14="http://schemas.microsoft.com/office/word/2010/wordml" xmlns:w15="http://schemas.microsoft.com/office/word/2012/wordml" xmlns:w16cei="http://schemas.microsoft.com/office/word/2026/wordml/cei" xmlns:w16cex="http://schemas.microsoft.com/office/word/2018/wordml/cex" xmlns:w16cid="http://schemas.microsoft.com/office/word/2016/wordml/cid" xmlns:w16="http://schemas.microsoft.com/office/word/2018/wordml" xmlns:w16du="http://schemas.microsoft.com/office/word/2023/wordml/word16du" xmlns:w16sdtdh="http://schemas.microsoft.com/office/word/2020/wordml/sdtdatahash" xmlns:w16sdtfl="http://schemas.microsoft.com/office/word/2024/wordml/sdtformatlock" xmlns:w16se="http://schemas.microsoft.com/office/word/2015/wordml/symex" xmlns:wpg="http://schemas.microsoft.com/office/word/2010/wordprocessingGroup" xmlns:wpi="http://schemas.microsoft.com/office/word/2010/wordprocessingInk" xmlns:wne="http://schemas.microsoft.com/office/word/2006/wordml" xmlns:wps="http://schemas.microsoft.com/office/word/2010/wordprocessingShape" mc:Ignorable="w14 w15 w16se w16cid w16 w16cex w16sdtdh w16sdtfl w16du wp14">
   <w:abstractNum w:abstractNumId="0" w15:restartNumberingAfterBreak="0">
     <w:nsid w:val="FFFFFF7C"/>
     <w:multiLevelType w:val="singleLevel"/>
